--- a/portal/pt/files/KORbuild Crew - Manual do usuário.docx
+++ b/portal/pt/files/KORbuild Crew - Manual do usuário.docx
@@ -705,6 +705,46 @@
     </w:p>
     <w:p>
       <w:pPr>
+        <w:shd w:val="clear" w:color="auto" w:fill="EEF4FF"/>
+      </w:pPr>
+      <w:r>
+        <w:rPr>
+          <w:b w:val="0"/>
+          <w:i w:val="0"/>
+        </w:rPr>
+        <w:t xml:space="preserve">Na conta de verdade, na primeira vez que você abre o ponto aparece um cartão </w:t>
+      </w:r>
+      <w:r>
+        <w:rPr>
+          <w:b/>
+          <w:i w:val="0"/>
+        </w:rPr>
+        <w:t>Aviso sobre a sua localização</w:t>
+      </w:r>
+      <w:r>
+        <w:rPr>
+          <w:b w:val="0"/>
+          <w:i w:val="0"/>
+        </w:rPr>
+        <w:t xml:space="preserve"> explicando isso; o registro só começa depois que você toca em </w:t>
+      </w:r>
+      <w:r>
+        <w:rPr>
+          <w:b/>
+          <w:i w:val="0"/>
+        </w:rPr>
+        <w:t>Li e aceito</w:t>
+      </w:r>
+      <w:r>
+        <w:rPr>
+          <w:b w:val="0"/>
+          <w:i w:val="0"/>
+        </w:rPr>
+        <w:t>. Ele registra com o app aberto; com o app fechado ou a tela bloqueada, nada é registrado.</w:t>
+      </w:r>
+    </w:p>
+    <w:p>
+      <w:pPr>
         <w:pStyle w:val="Heading1"/>
       </w:pPr>
       <w:r>
@@ -3101,7 +3141,7 @@
           <w:b w:val="0"/>
           <w:i w:val="0"/>
         </w:rPr>
-        <w:t>). No produto, ele vem do GPS do celular durante a jornada, o que exige o app das lojas. Mapas de ruas, rotas e endereços usam serviços públicos gratuitos no protótipo; sem internet, o mapa vira um desenho simples.</w:t>
+        <w:t>). Na conta de verdade, os pontos vêm do GPS do celular com o app aberto e o ponto aberto; os trechos sem registro (app fechado ou sem sinal) são avisados embaixo do mapa. Registrar com o app fechado precisa do app das lojas. Mapas de ruas, rotas e endereços usam serviços públicos gratuitos; sem internet, o mapa vira um desenho simples.</w:t>
       </w:r>
     </w:p>
     <w:p>
